--- a/4k1s/TPO4-1/лабы/1 Тестирование требований.docx
+++ b/4k1s/TPO4-1/лабы/1 Тестирование требований.docx
@@ -1,6 +1,6 @@
 
 <file path=word/document.xml><?xml version="1.0" encoding="utf-8"?>
-<w:document xmlns:wpc="http://schemas.microsoft.com/office/word/2010/wordprocessingCanvas" xmlns:cx="http://schemas.microsoft.com/office/drawing/2014/chartex" xmlns:cx1="http://schemas.microsoft.com/office/drawing/2015/9/8/chartex" xmlns:cx2="http://schemas.microsoft.com/office/drawing/2015/10/21/chartex" xmlns:cx3="http://schemas.microsoft.com/office/drawing/2016/5/9/chartex" xmlns:cx4="http://schemas.microsoft.com/office/drawing/2016/5/10/chartex" xmlns:cx5="http://schemas.microsoft.com/office/drawing/2016/5/11/chartex" xmlns:cx6="http://schemas.microsoft.com/office/drawing/2016/5/12/chartex" xmlns:cx7="http://schemas.microsoft.com/office/drawing/2016/5/13/chartex" xmlns:cx8="http://schemas.microsoft.com/office/drawing/2016/5/14/chartex" xmlns:mc="http://schemas.openxmlformats.org/markup-compatibility/2006" xmlns:aink="http://schemas.microsoft.com/office/drawing/2016/ink" xmlns:am3d="http://schemas.microsoft.com/office/drawing/2017/model3d" xmlns:o="urn:schemas-microsoft-com:office:office" xmlns:r="http://schemas.openxmlformats.org/officeDocument/2006/relationships" xmlns:m="http://schemas.openxmlformats.org/officeDocument/2006/math" xmlns:v="urn:schemas-microsoft-com:vml" xmlns:wp14="http://schemas.microsoft.com/office/word/2010/wordprocessingDrawing" xmlns:wp="http://schemas.openxmlformats.org/drawingml/2006/wordprocessingDrawing" xmlns:w10="urn:schemas-microsoft-com:office:word" xmlns:w="http://schemas.openxmlformats.org/wordprocessingml/2006/main" xmlns:w14="http://schemas.microsoft.com/office/word/2010/wordml" xmlns:w15="http://schemas.microsoft.com/office/word/2012/wordml" xmlns:w16cex="http://schemas.microsoft.com/office/word/2018/wordml/cex" xmlns:w16cid="http://schemas.microsoft.com/office/word/2016/wordml/cid" xmlns:w16="http://schemas.microsoft.com/office/word/2018/wordml" xmlns:w16sdtdh="http://schemas.microsoft.com/office/word/2020/wordml/sdtdatahash" xmlns:w16se="http://schemas.microsoft.com/office/word/2015/wordml/symex" xmlns:wpg="http://schemas.microsoft.com/office/word/2010/wordprocessingGroup" xmlns:wpi="http://schemas.microsoft.com/office/word/2010/wordprocessingInk" xmlns:wne="http://schemas.microsoft.com/office/word/2006/wordml" xmlns:wps="http://schemas.microsoft.com/office/word/2010/wordprocessingShape" mc:Ignorable="w14 w15 w16se w16cid w16 w16cex w16sdtdh wp14">
+<w:document xmlns:wpc="http://schemas.microsoft.com/office/word/2010/wordprocessingCanvas" xmlns:cx="http://schemas.microsoft.com/office/drawing/2014/chartex" xmlns:mc="http://schemas.openxmlformats.org/markup-compatibility/2006" xmlns:o="urn:schemas-microsoft-com:office:office" xmlns:r="http://schemas.openxmlformats.org/officeDocument/2006/relationships" xmlns:m="http://schemas.openxmlformats.org/officeDocument/2006/math" xmlns:v="urn:schemas-microsoft-com:vml" xmlns:wp14="http://schemas.microsoft.com/office/word/2010/wordprocessingDrawing" xmlns:wp="http://schemas.openxmlformats.org/drawingml/2006/wordprocessingDrawing" xmlns:w10="urn:schemas-microsoft-com:office:word" xmlns:w="http://schemas.openxmlformats.org/wordprocessingml/2006/main" xmlns:w14="http://schemas.microsoft.com/office/word/2010/wordml" xmlns:w15="http://schemas.microsoft.com/office/word/2012/wordml" xmlns:w16se="http://schemas.microsoft.com/office/word/2015/wordml/symex" xmlns:wpg="http://schemas.microsoft.com/office/word/2010/wordprocessingGroup" xmlns:wpi="http://schemas.microsoft.com/office/word/2010/wordprocessingInk" xmlns:wne="http://schemas.microsoft.com/office/word/2006/wordml" xmlns:wps="http://schemas.microsoft.com/office/word/2010/wordprocessingShape" mc:Ignorable="w14 w15 w16se wp14">
   <w:body>
     <w:p>
       <w:pPr>
@@ -58,7 +58,25 @@
           <w:sz w:val="28"/>
           <w:szCs w:val="28"/>
         </w:rPr>
-        <w:t>, все замечания записать используя инструмент «Рецензирование»</w:t>
+        <w:t xml:space="preserve">, все замечания </w:t>
+      </w:r>
+      <w:proofErr w:type="gramStart"/>
+      <w:r>
+        <w:rPr>
+          <w:rFonts w:ascii="Times New Roman" w:hAnsi="Times New Roman" w:cs="Times New Roman"/>
+          <w:sz w:val="28"/>
+          <w:szCs w:val="28"/>
+        </w:rPr>
+        <w:t>записать</w:t>
+      </w:r>
+      <w:proofErr w:type="gramEnd"/>
+      <w:r>
+        <w:rPr>
+          <w:rFonts w:ascii="Times New Roman" w:hAnsi="Times New Roman" w:cs="Times New Roman"/>
+          <w:sz w:val="28"/>
+          <w:szCs w:val="28"/>
+        </w:rPr>
+        <w:t xml:space="preserve"> используя инструмент «Рецензирование»</w:t>
       </w:r>
       <w:r>
         <w:rPr>
@@ -98,8 +116,54 @@
                 <w:sz w:val="28"/>
                 <w:szCs w:val="28"/>
               </w:rPr>
-              <w:t>«Audio Cataloger» Project</w:t>
-            </w:r>
+              <w:t>«</w:t>
+            </w:r>
+            <w:proofErr w:type="spellStart"/>
+            <w:r>
+              <w:rPr>
+                <w:rFonts w:ascii="Times New Roman" w:hAnsi="Times New Roman" w:cs="Times New Roman"/>
+                <w:sz w:val="28"/>
+                <w:szCs w:val="28"/>
+              </w:rPr>
+              <w:t>Audio</w:t>
+            </w:r>
+            <w:proofErr w:type="spellEnd"/>
+            <w:r>
+              <w:rPr>
+                <w:rFonts w:ascii="Times New Roman" w:hAnsi="Times New Roman" w:cs="Times New Roman"/>
+                <w:sz w:val="28"/>
+                <w:szCs w:val="28"/>
+              </w:rPr>
+              <w:t xml:space="preserve"> </w:t>
+            </w:r>
+            <w:proofErr w:type="spellStart"/>
+            <w:r>
+              <w:rPr>
+                <w:rFonts w:ascii="Times New Roman" w:hAnsi="Times New Roman" w:cs="Times New Roman"/>
+                <w:sz w:val="28"/>
+                <w:szCs w:val="28"/>
+              </w:rPr>
+              <w:t>Cataloger</w:t>
+            </w:r>
+            <w:proofErr w:type="spellEnd"/>
+            <w:r>
+              <w:rPr>
+                <w:rFonts w:ascii="Times New Roman" w:hAnsi="Times New Roman" w:cs="Times New Roman"/>
+                <w:sz w:val="28"/>
+                <w:szCs w:val="28"/>
+              </w:rPr>
+              <w:t xml:space="preserve">» </w:t>
+            </w:r>
+            <w:proofErr w:type="spellStart"/>
+            <w:r>
+              <w:rPr>
+                <w:rFonts w:ascii="Times New Roman" w:hAnsi="Times New Roman" w:cs="Times New Roman"/>
+                <w:sz w:val="28"/>
+                <w:szCs w:val="28"/>
+              </w:rPr>
+              <w:t>Project</w:t>
+            </w:r>
+            <w:proofErr w:type="spellEnd"/>
           </w:p>
         </w:tc>
       </w:tr>
@@ -162,43 +226,131 @@
                 <w:sz w:val="28"/>
                 <w:szCs w:val="28"/>
               </w:rPr>
-              <w:t xml:space="preserve"> ссылками на дубликаты.</w:t>
-            </w:r>
-          </w:p>
-          <w:p>
-            <w:pPr>
-              <w:spacing w:after="124"/>
-              <w:rPr>
-                <w:rFonts w:ascii="Times New Roman" w:hAnsi="Times New Roman" w:cs="Times New Roman"/>
-                <w:sz w:val="28"/>
-                <w:szCs w:val="28"/>
-              </w:rPr>
-            </w:pPr>
-            <w:r>
-              <w:rPr>
-                <w:rFonts w:ascii="Times New Roman" w:hAnsi="Times New Roman" w:cs="Times New Roman"/>
-                <w:sz w:val="28"/>
-                <w:szCs w:val="28"/>
-              </w:rPr>
-              <w:t>Полученный список должен быть доступен для просмотра в веб-браузере для быстрого просмотра и для редактирования в табличном редакторе для тщательного анализа и обработки.</w:t>
-            </w:r>
-          </w:p>
-          <w:p>
-            <w:pPr>
-              <w:spacing w:after="124"/>
-              <w:rPr>
-                <w:rFonts w:ascii="Times New Roman" w:hAnsi="Times New Roman" w:cs="Times New Roman"/>
-                <w:sz w:val="28"/>
-                <w:szCs w:val="28"/>
-              </w:rPr>
-            </w:pPr>
-            <w:r>
-              <w:rPr>
-                <w:rFonts w:ascii="Times New Roman" w:hAnsi="Times New Roman" w:cs="Times New Roman"/>
-                <w:sz w:val="28"/>
-                <w:szCs w:val="28"/>
-              </w:rPr>
-              <w:t>Инструмент не должен давать сбоев (по какой-либо причине) в процессе работы (в отличие от многих конкурирующих инструментов).</w:t>
+              <w:t xml:space="preserve"> ссылками </w:t>
+            </w:r>
+            <w:commentRangeStart w:id="0"/>
+            <w:r>
+              <w:rPr>
+                <w:rFonts w:ascii="Times New Roman" w:hAnsi="Times New Roman" w:cs="Times New Roman"/>
+                <w:sz w:val="28"/>
+                <w:szCs w:val="28"/>
+              </w:rPr>
+              <w:t>на дубликаты</w:t>
+            </w:r>
+            <w:commentRangeEnd w:id="0"/>
+            <w:r>
+              <w:rPr>
+                <w:rStyle w:val="a5"/>
+              </w:rPr>
+              <w:commentReference w:id="0"/>
+            </w:r>
+            <w:r>
+              <w:rPr>
+                <w:rFonts w:ascii="Times New Roman" w:hAnsi="Times New Roman" w:cs="Times New Roman"/>
+                <w:sz w:val="28"/>
+                <w:szCs w:val="28"/>
+              </w:rPr>
+              <w:t>.</w:t>
+            </w:r>
+          </w:p>
+          <w:p>
+            <w:pPr>
+              <w:spacing w:after="124"/>
+              <w:rPr>
+                <w:rFonts w:ascii="Times New Roman" w:hAnsi="Times New Roman" w:cs="Times New Roman"/>
+                <w:sz w:val="28"/>
+                <w:szCs w:val="28"/>
+              </w:rPr>
+            </w:pPr>
+            <w:r>
+              <w:rPr>
+                <w:rFonts w:ascii="Times New Roman" w:hAnsi="Times New Roman" w:cs="Times New Roman"/>
+                <w:sz w:val="28"/>
+                <w:szCs w:val="28"/>
+              </w:rPr>
+              <w:t xml:space="preserve">Полученный список должен быть доступен для просмотра в веб-браузере для быстрого просмотра и для редактирования в </w:t>
+            </w:r>
+            <w:commentRangeStart w:id="1"/>
+            <w:r>
+              <w:rPr>
+                <w:rFonts w:ascii="Times New Roman" w:hAnsi="Times New Roman" w:cs="Times New Roman"/>
+                <w:sz w:val="28"/>
+                <w:szCs w:val="28"/>
+              </w:rPr>
+              <w:t>табличном редакторе</w:t>
+            </w:r>
+            <w:commentRangeEnd w:id="1"/>
+            <w:r>
+              <w:rPr>
+                <w:rStyle w:val="a5"/>
+              </w:rPr>
+              <w:commentReference w:id="1"/>
+            </w:r>
+            <w:r>
+              <w:rPr>
+                <w:rFonts w:ascii="Times New Roman" w:hAnsi="Times New Roman" w:cs="Times New Roman"/>
+                <w:sz w:val="28"/>
+                <w:szCs w:val="28"/>
+              </w:rPr>
+              <w:t xml:space="preserve"> для тщательного анализа и обработки.</w:t>
+            </w:r>
+          </w:p>
+          <w:p>
+            <w:pPr>
+              <w:spacing w:after="124"/>
+              <w:rPr>
+                <w:rFonts w:ascii="Times New Roman" w:hAnsi="Times New Roman" w:cs="Times New Roman"/>
+                <w:sz w:val="28"/>
+                <w:szCs w:val="28"/>
+              </w:rPr>
+            </w:pPr>
+            <w:r>
+              <w:rPr>
+                <w:rFonts w:ascii="Times New Roman" w:hAnsi="Times New Roman" w:cs="Times New Roman"/>
+                <w:sz w:val="28"/>
+                <w:szCs w:val="28"/>
+              </w:rPr>
+              <w:t>Инструмент не должен давать сбоев (</w:t>
+            </w:r>
+            <w:commentRangeStart w:id="2"/>
+            <w:r>
+              <w:rPr>
+                <w:rFonts w:ascii="Times New Roman" w:hAnsi="Times New Roman" w:cs="Times New Roman"/>
+                <w:sz w:val="28"/>
+                <w:szCs w:val="28"/>
+              </w:rPr>
+              <w:t>по какой-либо причине</w:t>
+            </w:r>
+            <w:commentRangeEnd w:id="2"/>
+            <w:r>
+              <w:rPr>
+                <w:rStyle w:val="a5"/>
+              </w:rPr>
+              <w:commentReference w:id="2"/>
+            </w:r>
+            <w:r>
+              <w:rPr>
+                <w:rFonts w:ascii="Times New Roman" w:hAnsi="Times New Roman" w:cs="Times New Roman"/>
+                <w:sz w:val="28"/>
+                <w:szCs w:val="28"/>
+              </w:rPr>
+              <w:t xml:space="preserve">) в процессе работы </w:t>
+            </w:r>
+            <w:commentRangeStart w:id="3"/>
+            <w:r>
+              <w:rPr>
+                <w:rFonts w:ascii="Times New Roman" w:hAnsi="Times New Roman" w:cs="Times New Roman"/>
+                <w:sz w:val="28"/>
+                <w:szCs w:val="28"/>
+              </w:rPr>
+              <w:t>(в отличие от многих конкурирующих инструментов).</w:t>
+            </w:r>
+            <w:commentRangeEnd w:id="3"/>
+            <w:r>
+              <w:rPr>
+                <w:rStyle w:val="a5"/>
+              </w:rPr>
+              <w:commentReference w:id="3"/>
             </w:r>
           </w:p>
           <w:p>
@@ -239,7 +391,49 @@
                 <w:sz w:val="28"/>
                 <w:szCs w:val="28"/>
               </w:rPr>
-              <w:t>Инструмент должен быть консольным (для простоты), поддерживать интеллектуальные алгоритмы сравнения (для высокой производительности) и следующие аудиоформаты: см. BR-1.</w:t>
+              <w:t xml:space="preserve">Инструмент должен быть консольным (для простоты), поддерживать </w:t>
+            </w:r>
+            <w:commentRangeStart w:id="4"/>
+            <w:r>
+              <w:rPr>
+                <w:rFonts w:ascii="Times New Roman" w:hAnsi="Times New Roman" w:cs="Times New Roman"/>
+                <w:sz w:val="28"/>
+                <w:szCs w:val="28"/>
+              </w:rPr>
+              <w:t xml:space="preserve">интеллектуальные алгоритмы сравнения (для высокой производительности) </w:t>
+            </w:r>
+            <w:commentRangeEnd w:id="4"/>
+            <w:r>
+              <w:rPr>
+                <w:rStyle w:val="a5"/>
+              </w:rPr>
+              <w:commentReference w:id="4"/>
+            </w:r>
+            <w:r>
+              <w:rPr>
+                <w:rFonts w:ascii="Times New Roman" w:hAnsi="Times New Roman" w:cs="Times New Roman"/>
+                <w:sz w:val="28"/>
+                <w:szCs w:val="28"/>
+              </w:rPr>
+              <w:t xml:space="preserve">и следующие </w:t>
+            </w:r>
+            <w:proofErr w:type="spellStart"/>
+            <w:r>
+              <w:rPr>
+                <w:rFonts w:ascii="Times New Roman" w:hAnsi="Times New Roman" w:cs="Times New Roman"/>
+                <w:sz w:val="28"/>
+                <w:szCs w:val="28"/>
+              </w:rPr>
+              <w:t>аудиоформаты</w:t>
+            </w:r>
+            <w:proofErr w:type="spellEnd"/>
+            <w:r>
+              <w:rPr>
+                <w:rFonts w:ascii="Times New Roman" w:hAnsi="Times New Roman" w:cs="Times New Roman"/>
+                <w:sz w:val="28"/>
+                <w:szCs w:val="28"/>
+              </w:rPr>
+              <w:t>: см. BR-1.</w:t>
             </w:r>
           </w:p>
           <w:p>
@@ -269,6 +463,7 @@
                 <w:szCs w:val="28"/>
               </w:rPr>
             </w:pPr>
+            <w:commentRangeStart w:id="5"/>
             <w:r>
               <w:rPr>
                 <w:rFonts w:ascii="Times New Roman" w:hAnsi="Times New Roman" w:cs="Times New Roman"/>
@@ -276,6 +471,13 @@
                 <w:szCs w:val="28"/>
               </w:rPr>
               <w:t>Необходимо внедрить глубокое тестирование на наличие негативных и критических ситуаций для обеспечения надежности приложения.</w:t>
+            </w:r>
+            <w:commentRangeEnd w:id="5"/>
+            <w:r>
+              <w:rPr>
+                <w:rStyle w:val="a5"/>
+              </w:rPr>
+              <w:commentReference w:id="5"/>
             </w:r>
           </w:p>
           <w:p>
@@ -334,25 +536,69 @@
                 <w:sz w:val="28"/>
                 <w:szCs w:val="28"/>
               </w:rPr>
-              <w:t>SC-2: Приложение должно быть разработано на Java.</w:t>
-            </w:r>
-          </w:p>
-          <w:p>
-            <w:pPr>
-              <w:spacing w:after="124"/>
-              <w:rPr>
-                <w:rFonts w:ascii="Times New Roman" w:hAnsi="Times New Roman" w:cs="Times New Roman"/>
-                <w:sz w:val="28"/>
-                <w:szCs w:val="28"/>
-              </w:rPr>
-            </w:pPr>
-            <w:r>
-              <w:rPr>
-                <w:rFonts w:ascii="Times New Roman" w:hAnsi="Times New Roman" w:cs="Times New Roman"/>
-                <w:sz w:val="28"/>
-                <w:szCs w:val="28"/>
-              </w:rPr>
-              <w:t>SC-3: Приложение должно быть многоплатформенным.</w:t>
+              <w:t xml:space="preserve">SC-2: Приложение должно быть разработано на </w:t>
+            </w:r>
+            <w:proofErr w:type="spellStart"/>
+            <w:r>
+              <w:rPr>
+                <w:rFonts w:ascii="Times New Roman" w:hAnsi="Times New Roman" w:cs="Times New Roman"/>
+                <w:sz w:val="28"/>
+                <w:szCs w:val="28"/>
+              </w:rPr>
+              <w:t>Java</w:t>
+            </w:r>
+            <w:proofErr w:type="spellEnd"/>
+            <w:r>
+              <w:rPr>
+                <w:rFonts w:ascii="Times New Roman" w:hAnsi="Times New Roman" w:cs="Times New Roman"/>
+                <w:sz w:val="28"/>
+                <w:szCs w:val="28"/>
+              </w:rPr>
+              <w:t>.</w:t>
+            </w:r>
+          </w:p>
+          <w:p>
+            <w:pPr>
+              <w:spacing w:after="124"/>
+              <w:rPr>
+                <w:rFonts w:ascii="Times New Roman" w:hAnsi="Times New Roman" w:cs="Times New Roman"/>
+                <w:sz w:val="28"/>
+                <w:szCs w:val="28"/>
+              </w:rPr>
+            </w:pPr>
+            <w:r>
+              <w:rPr>
+                <w:rFonts w:ascii="Times New Roman" w:hAnsi="Times New Roman" w:cs="Times New Roman"/>
+                <w:sz w:val="28"/>
+                <w:szCs w:val="28"/>
+              </w:rPr>
+              <w:t xml:space="preserve">SC-3: Приложение должно быть </w:t>
+            </w:r>
+            <w:commentRangeStart w:id="6"/>
+            <w:proofErr w:type="spellStart"/>
+            <w:r>
+              <w:rPr>
+                <w:rFonts w:ascii="Times New Roman" w:hAnsi="Times New Roman" w:cs="Times New Roman"/>
+                <w:sz w:val="28"/>
+                <w:szCs w:val="28"/>
+              </w:rPr>
+              <w:t>многоплатформенным</w:t>
+            </w:r>
+            <w:commentRangeEnd w:id="6"/>
+            <w:proofErr w:type="spellEnd"/>
+            <w:r>
+              <w:rPr>
+                <w:rStyle w:val="a5"/>
+              </w:rPr>
+              <w:commentReference w:id="6"/>
+            </w:r>
+            <w:r>
+              <w:rPr>
+                <w:rFonts w:ascii="Times New Roman" w:hAnsi="Times New Roman" w:cs="Times New Roman"/>
+                <w:sz w:val="28"/>
+                <w:szCs w:val="28"/>
+              </w:rPr>
+              <w:t>.</w:t>
             </w:r>
           </w:p>
           <w:p>
@@ -411,7 +657,139 @@
                 <w:sz w:val="28"/>
                 <w:szCs w:val="28"/>
               </w:rPr>
-              <w:t>UR-1.1: Запуск приложения следует выполнять с помощью следующей команды консоли: “java -jar AudioCataloger.jar [DuplicatesOnly] HtmlOutputFileName CsvOutputFileName StartingDirectory1 [... StartingDirectoryN]” (см. DS-2.1 для описания параметров, см. DS-2.2, DS-2.3 и DS-2.4 для сообщений об ошибках в случае неправильной конфигурации).</w:t>
+              <w:t>UR-1.1: Запуск приложения следует выполнять с помощью следующей команды консоли: “</w:t>
+            </w:r>
+            <w:proofErr w:type="spellStart"/>
+            <w:r>
+              <w:rPr>
+                <w:rFonts w:ascii="Times New Roman" w:hAnsi="Times New Roman" w:cs="Times New Roman"/>
+                <w:sz w:val="28"/>
+                <w:szCs w:val="28"/>
+              </w:rPr>
+              <w:t>java</w:t>
+            </w:r>
+            <w:proofErr w:type="spellEnd"/>
+            <w:r>
+              <w:rPr>
+                <w:rFonts w:ascii="Times New Roman" w:hAnsi="Times New Roman" w:cs="Times New Roman"/>
+                <w:sz w:val="28"/>
+                <w:szCs w:val="28"/>
+              </w:rPr>
+              <w:t xml:space="preserve"> -</w:t>
+            </w:r>
+            <w:proofErr w:type="spellStart"/>
+            <w:r>
+              <w:rPr>
+                <w:rFonts w:ascii="Times New Roman" w:hAnsi="Times New Roman" w:cs="Times New Roman"/>
+                <w:sz w:val="28"/>
+                <w:szCs w:val="28"/>
+              </w:rPr>
+              <w:t>jar</w:t>
+            </w:r>
+            <w:proofErr w:type="spellEnd"/>
+            <w:r>
+              <w:rPr>
+                <w:rFonts w:ascii="Times New Roman" w:hAnsi="Times New Roman" w:cs="Times New Roman"/>
+                <w:sz w:val="28"/>
+                <w:szCs w:val="28"/>
+              </w:rPr>
+              <w:t xml:space="preserve"> AudioCataloger.jar [</w:t>
+            </w:r>
+            <w:proofErr w:type="spellStart"/>
+            <w:r>
+              <w:rPr>
+                <w:rFonts w:ascii="Times New Roman" w:hAnsi="Times New Roman" w:cs="Times New Roman"/>
+                <w:sz w:val="28"/>
+                <w:szCs w:val="28"/>
+              </w:rPr>
+              <w:t>DuplicatesOnly</w:t>
+            </w:r>
+            <w:proofErr w:type="spellEnd"/>
+            <w:r>
+              <w:rPr>
+                <w:rFonts w:ascii="Times New Roman" w:hAnsi="Times New Roman" w:cs="Times New Roman"/>
+                <w:sz w:val="28"/>
+                <w:szCs w:val="28"/>
+              </w:rPr>
+              <w:t xml:space="preserve">] </w:t>
+            </w:r>
+            <w:proofErr w:type="spellStart"/>
+            <w:r>
+              <w:rPr>
+                <w:rFonts w:ascii="Times New Roman" w:hAnsi="Times New Roman" w:cs="Times New Roman"/>
+                <w:sz w:val="28"/>
+                <w:szCs w:val="28"/>
+              </w:rPr>
+              <w:t>HtmlOutputFileName</w:t>
+            </w:r>
+            <w:proofErr w:type="spellEnd"/>
+            <w:r>
+              <w:rPr>
+                <w:rFonts w:ascii="Times New Roman" w:hAnsi="Times New Roman" w:cs="Times New Roman"/>
+                <w:sz w:val="28"/>
+                <w:szCs w:val="28"/>
+              </w:rPr>
+              <w:t xml:space="preserve"> </w:t>
+            </w:r>
+            <w:proofErr w:type="spellStart"/>
+            <w:r>
+              <w:rPr>
+                <w:rFonts w:ascii="Times New Roman" w:hAnsi="Times New Roman" w:cs="Times New Roman"/>
+                <w:sz w:val="28"/>
+                <w:szCs w:val="28"/>
+              </w:rPr>
+              <w:t>CsvOutputFileName</w:t>
+            </w:r>
+            <w:proofErr w:type="spellEnd"/>
+            <w:r>
+              <w:rPr>
+                <w:rFonts w:ascii="Times New Roman" w:hAnsi="Times New Roman" w:cs="Times New Roman"/>
+                <w:sz w:val="28"/>
+                <w:szCs w:val="28"/>
+              </w:rPr>
+              <w:t xml:space="preserve"> StartingDirectory1 [... </w:t>
+            </w:r>
+            <w:proofErr w:type="spellStart"/>
+            <w:r>
+              <w:rPr>
+                <w:rFonts w:ascii="Times New Roman" w:hAnsi="Times New Roman" w:cs="Times New Roman"/>
+                <w:sz w:val="28"/>
+                <w:szCs w:val="28"/>
+              </w:rPr>
+              <w:t>StartingDirectoryN</w:t>
+            </w:r>
+            <w:proofErr w:type="spellEnd"/>
+            <w:r>
+              <w:rPr>
+                <w:rFonts w:ascii="Times New Roman" w:hAnsi="Times New Roman" w:cs="Times New Roman"/>
+                <w:sz w:val="28"/>
+                <w:szCs w:val="28"/>
+              </w:rPr>
+              <w:t xml:space="preserve">]” (см. DS-2.1 для описания параметров, см. DS-2.2, </w:t>
+            </w:r>
+            <w:commentRangeStart w:id="7"/>
+            <w:r>
+              <w:rPr>
+                <w:rFonts w:ascii="Times New Roman" w:hAnsi="Times New Roman" w:cs="Times New Roman"/>
+                <w:sz w:val="28"/>
+                <w:szCs w:val="28"/>
+              </w:rPr>
+              <w:t xml:space="preserve">DS-2.3 </w:t>
+            </w:r>
+            <w:commentRangeEnd w:id="7"/>
+            <w:r>
+              <w:rPr>
+                <w:rStyle w:val="a5"/>
+              </w:rPr>
+              <w:commentReference w:id="7"/>
+            </w:r>
+            <w:r>
+              <w:rPr>
+                <w:rFonts w:ascii="Times New Roman" w:hAnsi="Times New Roman" w:cs="Times New Roman"/>
+                <w:sz w:val="28"/>
+                <w:szCs w:val="28"/>
+              </w:rPr>
+              <w:t>и DS-2.4 для сообщений об ошибках в случае неправильной конфигурации).</w:t>
             </w:r>
           </w:p>
           <w:p>
@@ -430,7 +808,25 @@
                 <w:szCs w:val="28"/>
               </w:rPr>
               <w:lastRenderedPageBreak/>
-              <w:t>UR-1.2: Остановку (завершение работы) приложения следует выполнять, нажав Ctrl+C на окне консоли, в котором находится запущенное приложение.</w:t>
+              <w:t xml:space="preserve">UR-1.2: Остановку (завершение работы) приложения следует выполнять, нажав </w:t>
+            </w:r>
+            <w:proofErr w:type="spellStart"/>
+            <w:r>
+              <w:rPr>
+                <w:rFonts w:ascii="Times New Roman" w:hAnsi="Times New Roman" w:cs="Times New Roman"/>
+                <w:sz w:val="28"/>
+                <w:szCs w:val="28"/>
+              </w:rPr>
+              <w:t>Ctrl+C</w:t>
+            </w:r>
+            <w:proofErr w:type="spellEnd"/>
+            <w:r>
+              <w:rPr>
+                <w:rFonts w:ascii="Times New Roman" w:hAnsi="Times New Roman" w:cs="Times New Roman"/>
+                <w:sz w:val="28"/>
+                <w:szCs w:val="28"/>
+              </w:rPr>
+              <w:t xml:space="preserve"> на окне консоли, в котором находится запущенное приложение.</w:t>
             </w:r>
           </w:p>
           <w:p>
@@ -478,6 +874,7 @@
                 <w:szCs w:val="28"/>
               </w:rPr>
             </w:pPr>
+            <w:commentRangeStart w:id="8"/>
             <w:r>
               <w:rPr>
                 <w:rFonts w:ascii="Times New Roman" w:hAnsi="Times New Roman" w:cs="Times New Roman"/>
@@ -486,6 +883,13 @@
               </w:rPr>
               <w:t>UR-2.2: Целевая кодировка для выходных текстовых сообщений — UTF8.</w:t>
             </w:r>
+            <w:commentRangeEnd w:id="8"/>
+            <w:r>
+              <w:rPr>
+                <w:rStyle w:val="a5"/>
+              </w:rPr>
+              <w:commentReference w:id="8"/>
+            </w:r>
           </w:p>
           <w:p>
             <w:pPr>
@@ -538,7 +942,31 @@
                 <w:sz w:val="28"/>
                 <w:szCs w:val="28"/>
               </w:rPr>
-              <w:t>UR-3.2: Содержимое и формат лога описаны в DS-4.2 и DS-4.3.</w:t>
+              <w:t xml:space="preserve">UR-3.2: Содержимое и формат лога описаны в DS-4.2 и </w:t>
+            </w:r>
+            <w:commentRangeStart w:id="9"/>
+            <w:r>
+              <w:rPr>
+                <w:rFonts w:ascii="Times New Roman" w:hAnsi="Times New Roman" w:cs="Times New Roman"/>
+                <w:sz w:val="28"/>
+                <w:szCs w:val="28"/>
+              </w:rPr>
+              <w:t>DS-4.3</w:t>
+            </w:r>
+            <w:commentRangeEnd w:id="9"/>
+            <w:r>
+              <w:rPr>
+                <w:rStyle w:val="a5"/>
+              </w:rPr>
+              <w:commentReference w:id="9"/>
+            </w:r>
+            <w:r>
+              <w:rPr>
+                <w:rFonts w:ascii="Times New Roman" w:hAnsi="Times New Roman" w:cs="Times New Roman"/>
+                <w:sz w:val="28"/>
+                <w:szCs w:val="28"/>
+              </w:rPr>
+              <w:t>.</w:t>
             </w:r>
           </w:p>
           <w:p>
@@ -579,7 +1007,61 @@
                 <w:sz w:val="28"/>
                 <w:szCs w:val="28"/>
               </w:rPr>
-              <w:t>BR-1: Поддерживаемые форматы: wav, ogg, wma.</w:t>
+              <w:t xml:space="preserve">BR-1: Поддерживаемые форматы: </w:t>
+            </w:r>
+            <w:proofErr w:type="spellStart"/>
+            <w:r>
+              <w:rPr>
+                <w:rFonts w:ascii="Times New Roman" w:hAnsi="Times New Roman" w:cs="Times New Roman"/>
+                <w:sz w:val="28"/>
+                <w:szCs w:val="28"/>
+              </w:rPr>
+              <w:t>wav</w:t>
+            </w:r>
+            <w:proofErr w:type="spellEnd"/>
+            <w:r>
+              <w:rPr>
+                <w:rFonts w:ascii="Times New Roman" w:hAnsi="Times New Roman" w:cs="Times New Roman"/>
+                <w:sz w:val="28"/>
+                <w:szCs w:val="28"/>
+              </w:rPr>
+              <w:t xml:space="preserve">, </w:t>
+            </w:r>
+            <w:proofErr w:type="spellStart"/>
+            <w:r>
+              <w:rPr>
+                <w:rFonts w:ascii="Times New Roman" w:hAnsi="Times New Roman" w:cs="Times New Roman"/>
+                <w:sz w:val="28"/>
+                <w:szCs w:val="28"/>
+              </w:rPr>
+              <w:t>ogg</w:t>
+            </w:r>
+            <w:proofErr w:type="spellEnd"/>
+            <w:r>
+              <w:rPr>
+                <w:rFonts w:ascii="Times New Roman" w:hAnsi="Times New Roman" w:cs="Times New Roman"/>
+                <w:sz w:val="28"/>
+                <w:szCs w:val="28"/>
+              </w:rPr>
+              <w:t xml:space="preserve">, </w:t>
+            </w:r>
+            <w:proofErr w:type="spellStart"/>
+            <w:r>
+              <w:rPr>
+                <w:rFonts w:ascii="Times New Roman" w:hAnsi="Times New Roman" w:cs="Times New Roman"/>
+                <w:sz w:val="28"/>
+                <w:szCs w:val="28"/>
+              </w:rPr>
+              <w:t>wma</w:t>
+            </w:r>
+            <w:proofErr w:type="spellEnd"/>
+            <w:r>
+              <w:rPr>
+                <w:rFonts w:ascii="Times New Roman" w:hAnsi="Times New Roman" w:cs="Times New Roman"/>
+                <w:sz w:val="28"/>
+                <w:szCs w:val="28"/>
+              </w:rPr>
+              <w:t>.</w:t>
             </w:r>
           </w:p>
           <w:p>
@@ -615,7 +1097,41 @@
                 <w:sz w:val="28"/>
                 <w:szCs w:val="28"/>
               </w:rPr>
-              <w:t>BR-3: В режиме DuplicatesOnly цвет фона для дубликатов в HTML-выводе должен быть белым.</w:t>
+              <w:t xml:space="preserve">BR-3: </w:t>
+            </w:r>
+            <w:commentRangeStart w:id="10"/>
+            <w:r>
+              <w:rPr>
+                <w:rFonts w:ascii="Times New Roman" w:hAnsi="Times New Roman" w:cs="Times New Roman"/>
+                <w:sz w:val="28"/>
+                <w:szCs w:val="28"/>
+              </w:rPr>
+              <w:t xml:space="preserve">В режиме </w:t>
+            </w:r>
+            <w:proofErr w:type="spellStart"/>
+            <w:r>
+              <w:rPr>
+                <w:rFonts w:ascii="Times New Roman" w:hAnsi="Times New Roman" w:cs="Times New Roman"/>
+                <w:sz w:val="28"/>
+                <w:szCs w:val="28"/>
+              </w:rPr>
+              <w:t>DuplicatesOnly</w:t>
+            </w:r>
+            <w:proofErr w:type="spellEnd"/>
+            <w:r>
+              <w:rPr>
+                <w:rFonts w:ascii="Times New Roman" w:hAnsi="Times New Roman" w:cs="Times New Roman"/>
+                <w:sz w:val="28"/>
+                <w:szCs w:val="28"/>
+              </w:rPr>
+              <w:t xml:space="preserve"> цвет фона для дубликатов в HTML-выводе должен быть белым.</w:t>
+            </w:r>
+            <w:commentRangeEnd w:id="10"/>
+            <w:r>
+              <w:rPr>
+                <w:rStyle w:val="a5"/>
+              </w:rPr>
+              <w:commentReference w:id="10"/>
             </w:r>
           </w:p>
           <w:p>
@@ -737,7 +1253,65 @@
                 <w:sz w:val="28"/>
                 <w:szCs w:val="28"/>
               </w:rPr>
-              <w:t>QA-2: Обработка исключений: приложение ни при каких обстоятельствах не должно аварийно завершать работу с необработанным исключением. Независимо от того, насколько поврежден аудиофайл, приложение должно либо извлечь необходимые данные, либо заменить данные предопределенными заглушками в выходных данных.</w:t>
+              <w:t xml:space="preserve">QA-2: Обработка исключений: приложение </w:t>
+            </w:r>
+            <w:commentRangeStart w:id="11"/>
+            <w:r>
+              <w:rPr>
+                <w:rFonts w:ascii="Times New Roman" w:hAnsi="Times New Roman" w:cs="Times New Roman"/>
+                <w:sz w:val="28"/>
+                <w:szCs w:val="28"/>
+              </w:rPr>
+              <w:t xml:space="preserve">ни при каких обстоятельствах не должно </w:t>
+            </w:r>
+            <w:proofErr w:type="spellStart"/>
+            <w:r>
+              <w:rPr>
+                <w:rFonts w:ascii="Times New Roman" w:hAnsi="Times New Roman" w:cs="Times New Roman"/>
+                <w:sz w:val="28"/>
+                <w:szCs w:val="28"/>
+              </w:rPr>
+              <w:t>аварийно</w:t>
+            </w:r>
+            <w:proofErr w:type="spellEnd"/>
+            <w:r>
+              <w:rPr>
+                <w:rFonts w:ascii="Times New Roman" w:hAnsi="Times New Roman" w:cs="Times New Roman"/>
+                <w:sz w:val="28"/>
+                <w:szCs w:val="28"/>
+              </w:rPr>
+              <w:t xml:space="preserve"> завершать работу с необработанным исключением. </w:t>
+            </w:r>
+            <w:commentRangeEnd w:id="11"/>
+            <w:r>
+              <w:rPr>
+                <w:rStyle w:val="a5"/>
+              </w:rPr>
+              <w:commentReference w:id="11"/>
+            </w:r>
+            <w:r>
+              <w:rPr>
+                <w:rFonts w:ascii="Times New Roman" w:hAnsi="Times New Roman" w:cs="Times New Roman"/>
+                <w:sz w:val="28"/>
+                <w:szCs w:val="28"/>
+              </w:rPr>
+              <w:t xml:space="preserve">Независимо от того, насколько поврежден аудиофайл, приложение должно либо извлечь необходимые данные, либо заменить данные </w:t>
+            </w:r>
+            <w:commentRangeStart w:id="12"/>
+            <w:r>
+              <w:rPr>
+                <w:rFonts w:ascii="Times New Roman" w:hAnsi="Times New Roman" w:cs="Times New Roman"/>
+                <w:sz w:val="28"/>
+                <w:szCs w:val="28"/>
+              </w:rPr>
+              <w:t>предопределенными заглушками в выходных данных.</w:t>
+            </w:r>
+            <w:commentRangeEnd w:id="12"/>
+            <w:r>
+              <w:rPr>
+                <w:rStyle w:val="a5"/>
+              </w:rPr>
+              <w:commentReference w:id="12"/>
             </w:r>
           </w:p>
           <w:p>
@@ -790,13 +1364,39 @@
                 <w:szCs w:val="28"/>
               </w:rPr>
             </w:pPr>
-            <w:r>
-              <w:rPr>
-                <w:rFonts w:ascii="Times New Roman" w:hAnsi="Times New Roman" w:cs="Times New Roman"/>
-                <w:sz w:val="28"/>
-                <w:szCs w:val="28"/>
-              </w:rPr>
-              <w:t>L-1: Приложение должно быть разработано с использованием Java, поскольку это наиболее удобная кроссплатформенная среда.</w:t>
+            <w:commentRangeStart w:id="13"/>
+            <w:r>
+              <w:rPr>
+                <w:rFonts w:ascii="Times New Roman" w:hAnsi="Times New Roman" w:cs="Times New Roman"/>
+                <w:sz w:val="28"/>
+                <w:szCs w:val="28"/>
+              </w:rPr>
+              <w:t xml:space="preserve">L-1: Приложение должно быть разработано с использованием </w:t>
+            </w:r>
+            <w:proofErr w:type="spellStart"/>
+            <w:r>
+              <w:rPr>
+                <w:rFonts w:ascii="Times New Roman" w:hAnsi="Times New Roman" w:cs="Times New Roman"/>
+                <w:sz w:val="28"/>
+                <w:szCs w:val="28"/>
+              </w:rPr>
+              <w:t>Java</w:t>
+            </w:r>
+            <w:proofErr w:type="spellEnd"/>
+            <w:r>
+              <w:rPr>
+                <w:rFonts w:ascii="Times New Roman" w:hAnsi="Times New Roman" w:cs="Times New Roman"/>
+                <w:sz w:val="28"/>
+                <w:szCs w:val="28"/>
+              </w:rPr>
+              <w:t>, поскольку это наиболее удобная кроссплатформенная среда.</w:t>
+            </w:r>
+            <w:commentRangeEnd w:id="13"/>
+            <w:r>
+              <w:rPr>
+                <w:rStyle w:val="a5"/>
+              </w:rPr>
+              <w:commentReference w:id="13"/>
             </w:r>
           </w:p>
           <w:p>
@@ -874,8 +1474,18 @@
                 <w:sz w:val="28"/>
                 <w:szCs w:val="28"/>
               </w:rPr>
-              <w:t>DS-1: Java</w:t>
-            </w:r>
+              <w:t xml:space="preserve">DS-1: </w:t>
+            </w:r>
+            <w:proofErr w:type="spellStart"/>
+            <w:r>
+              <w:rPr>
+                <w:rFonts w:ascii="Times New Roman" w:hAnsi="Times New Roman" w:cs="Times New Roman"/>
+                <w:sz w:val="28"/>
+                <w:szCs w:val="28"/>
+              </w:rPr>
+              <w:t>Java</w:t>
+            </w:r>
+            <w:proofErr w:type="spellEnd"/>
           </w:p>
           <w:p>
             <w:pPr>
@@ -946,61 +1556,117 @@
                 <w:sz w:val="28"/>
                 <w:szCs w:val="28"/>
               </w:rPr>
-              <w:t>DS-2.1: В процессе запуска приложение получает следующие параметры командной строки:</w:t>
-            </w:r>
-          </w:p>
-          <w:p>
-            <w:pPr>
-              <w:spacing w:after="124"/>
-              <w:rPr>
-                <w:rFonts w:ascii="Times New Roman" w:hAnsi="Times New Roman" w:cs="Times New Roman"/>
-                <w:sz w:val="28"/>
-                <w:szCs w:val="28"/>
-              </w:rPr>
-            </w:pPr>
-            <w:r>
-              <w:rPr>
-                <w:rFonts w:ascii="Times New Roman" w:hAnsi="Times New Roman" w:cs="Times New Roman"/>
-                <w:sz w:val="28"/>
-                <w:szCs w:val="28"/>
-              </w:rPr>
-              <w:t>[DuplicatesOnly] – необязательный параметр, указывающий, что в выходных данных должны отображаться только дубликаты аудиофайлов;</w:t>
-            </w:r>
-          </w:p>
-          <w:p>
-            <w:pPr>
-              <w:spacing w:after="124"/>
-              <w:rPr>
-                <w:rFonts w:ascii="Times New Roman" w:hAnsi="Times New Roman" w:cs="Times New Roman"/>
-                <w:sz w:val="28"/>
-                <w:szCs w:val="28"/>
-              </w:rPr>
-            </w:pPr>
-            <w:r>
-              <w:rPr>
-                <w:rFonts w:ascii="Times New Roman" w:hAnsi="Times New Roman" w:cs="Times New Roman"/>
-                <w:sz w:val="28"/>
-                <w:szCs w:val="28"/>
-              </w:rPr>
-              <w:t>HtmlOutputFileName – обязательный параметр, указывающий на файл для вывода в формате HTML;</w:t>
-            </w:r>
-          </w:p>
-          <w:p>
-            <w:pPr>
-              <w:spacing w:after="124"/>
-              <w:rPr>
-                <w:rFonts w:ascii="Times New Roman" w:hAnsi="Times New Roman" w:cs="Times New Roman"/>
-                <w:sz w:val="28"/>
-                <w:szCs w:val="28"/>
-              </w:rPr>
-            </w:pPr>
-            <w:r>
-              <w:rPr>
-                <w:rFonts w:ascii="Times New Roman" w:hAnsi="Times New Roman" w:cs="Times New Roman"/>
-                <w:sz w:val="28"/>
-                <w:szCs w:val="28"/>
-              </w:rPr>
-              <w:t>CsvOutputFileName – обязательный параметр, указывающий на файл для вывода в формате CSV;</w:t>
+              <w:t xml:space="preserve">DS-2.1: </w:t>
+            </w:r>
+            <w:proofErr w:type="gramStart"/>
+            <w:r>
+              <w:rPr>
+                <w:rFonts w:ascii="Times New Roman" w:hAnsi="Times New Roman" w:cs="Times New Roman"/>
+                <w:sz w:val="28"/>
+                <w:szCs w:val="28"/>
+              </w:rPr>
+              <w:t>В</w:t>
+            </w:r>
+            <w:proofErr w:type="gramEnd"/>
+            <w:r>
+              <w:rPr>
+                <w:rFonts w:ascii="Times New Roman" w:hAnsi="Times New Roman" w:cs="Times New Roman"/>
+                <w:sz w:val="28"/>
+                <w:szCs w:val="28"/>
+              </w:rPr>
+              <w:t xml:space="preserve"> процессе запуска приложение получает следующие параметры командной строки:</w:t>
+            </w:r>
+          </w:p>
+          <w:p>
+            <w:pPr>
+              <w:spacing w:after="124"/>
+              <w:rPr>
+                <w:rFonts w:ascii="Times New Roman" w:hAnsi="Times New Roman" w:cs="Times New Roman"/>
+                <w:sz w:val="28"/>
+                <w:szCs w:val="28"/>
+              </w:rPr>
+            </w:pPr>
+            <w:r>
+              <w:rPr>
+                <w:rFonts w:ascii="Times New Roman" w:hAnsi="Times New Roman" w:cs="Times New Roman"/>
+                <w:sz w:val="28"/>
+                <w:szCs w:val="28"/>
+              </w:rPr>
+              <w:t>[</w:t>
+            </w:r>
+            <w:proofErr w:type="spellStart"/>
+            <w:r>
+              <w:rPr>
+                <w:rFonts w:ascii="Times New Roman" w:hAnsi="Times New Roman" w:cs="Times New Roman"/>
+                <w:sz w:val="28"/>
+                <w:szCs w:val="28"/>
+              </w:rPr>
+              <w:t>DuplicatesOnly</w:t>
+            </w:r>
+            <w:proofErr w:type="spellEnd"/>
+            <w:r>
+              <w:rPr>
+                <w:rFonts w:ascii="Times New Roman" w:hAnsi="Times New Roman" w:cs="Times New Roman"/>
+                <w:sz w:val="28"/>
+                <w:szCs w:val="28"/>
+              </w:rPr>
+              <w:t>] – необязательный параметр, указывающий, что в выходных данных должны отображаться только дубликаты аудиофайлов;</w:t>
+            </w:r>
+          </w:p>
+          <w:p>
+            <w:pPr>
+              <w:spacing w:after="124"/>
+              <w:rPr>
+                <w:rFonts w:ascii="Times New Roman" w:hAnsi="Times New Roman" w:cs="Times New Roman"/>
+                <w:sz w:val="28"/>
+                <w:szCs w:val="28"/>
+              </w:rPr>
+            </w:pPr>
+            <w:proofErr w:type="spellStart"/>
+            <w:r>
+              <w:rPr>
+                <w:rFonts w:ascii="Times New Roman" w:hAnsi="Times New Roman" w:cs="Times New Roman"/>
+                <w:sz w:val="28"/>
+                <w:szCs w:val="28"/>
+              </w:rPr>
+              <w:t>HtmlOutputFileName</w:t>
+            </w:r>
+            <w:proofErr w:type="spellEnd"/>
+            <w:r>
+              <w:rPr>
+                <w:rFonts w:ascii="Times New Roman" w:hAnsi="Times New Roman" w:cs="Times New Roman"/>
+                <w:sz w:val="28"/>
+                <w:szCs w:val="28"/>
+              </w:rPr>
+              <w:t xml:space="preserve"> – обязательный параметр, указывающий на файл для вывода в формате HTML;</w:t>
+            </w:r>
+          </w:p>
+          <w:p>
+            <w:pPr>
+              <w:spacing w:after="124"/>
+              <w:rPr>
+                <w:rFonts w:ascii="Times New Roman" w:hAnsi="Times New Roman" w:cs="Times New Roman"/>
+                <w:sz w:val="28"/>
+                <w:szCs w:val="28"/>
+              </w:rPr>
+            </w:pPr>
+            <w:proofErr w:type="spellStart"/>
+            <w:r>
+              <w:rPr>
+                <w:rFonts w:ascii="Times New Roman" w:hAnsi="Times New Roman" w:cs="Times New Roman"/>
+                <w:sz w:val="28"/>
+                <w:szCs w:val="28"/>
+              </w:rPr>
+              <w:t>CsvOutputFileName</w:t>
+            </w:r>
+            <w:proofErr w:type="spellEnd"/>
+            <w:r>
+              <w:rPr>
+                <w:rFonts w:ascii="Times New Roman" w:hAnsi="Times New Roman" w:cs="Times New Roman"/>
+                <w:sz w:val="28"/>
+                <w:szCs w:val="28"/>
+              </w:rPr>
+              <w:t xml:space="preserve"> – обязательный параметр, указывающий на файл для вывода в формате CSV;</w:t>
             </w:r>
           </w:p>
           <w:p>
@@ -1036,7 +1702,25 @@
                 <w:sz w:val="28"/>
                 <w:szCs w:val="28"/>
               </w:rPr>
-              <w:t>[... StartingDirectoryN] – необязательные параметры, каждый из которых указывает на другой каталог для сканирования (см. также QA-3).</w:t>
+              <w:t xml:space="preserve">[... </w:t>
+            </w:r>
+            <w:proofErr w:type="spellStart"/>
+            <w:r>
+              <w:rPr>
+                <w:rFonts w:ascii="Times New Roman" w:hAnsi="Times New Roman" w:cs="Times New Roman"/>
+                <w:sz w:val="28"/>
+                <w:szCs w:val="28"/>
+              </w:rPr>
+              <w:t>StartingDirectoryN</w:t>
+            </w:r>
+            <w:proofErr w:type="spellEnd"/>
+            <w:r>
+              <w:rPr>
+                <w:rFonts w:ascii="Times New Roman" w:hAnsi="Times New Roman" w:cs="Times New Roman"/>
+                <w:sz w:val="28"/>
+                <w:szCs w:val="28"/>
+              </w:rPr>
+              <w:t>] – необязательные параметры, каждый из которых указывает на другой каталог для сканирования (см. также QA-3).</w:t>
             </w:r>
           </w:p>
           <w:p>
@@ -1064,6 +1748,7 @@
               </w:rPr>
               <w:t xml:space="preserve"> (</w:t>
             </w:r>
+            <w:commentRangeStart w:id="14"/>
             <w:r>
               <w:rPr>
                 <w:rFonts w:ascii="Times New Roman" w:hAnsi="Times New Roman" w:cs="Times New Roman"/>
@@ -1079,7 +1764,22 @@
                 <w:sz w:val="28"/>
                 <w:szCs w:val="28"/>
               </w:rPr>
-              <w:t>-3.2)</w:t>
+              <w:t>-3.2</w:t>
+            </w:r>
+            <w:commentRangeEnd w:id="14"/>
+            <w:r>
+              <w:rPr>
+                <w:rStyle w:val="a5"/>
+              </w:rPr>
+              <w:commentReference w:id="14"/>
+            </w:r>
+            <w:r>
+              <w:rPr>
+                <w:rFonts w:ascii="Times New Roman" w:hAnsi="Times New Roman" w:cs="Times New Roman"/>
+                <w:sz w:val="28"/>
+                <w:szCs w:val="28"/>
+              </w:rPr>
+              <w:t>)</w:t>
             </w:r>
             <w:r>
               <w:rPr>
@@ -1117,13 +1817,29 @@
                 <w:szCs w:val="28"/>
               </w:rPr>
             </w:pPr>
-            <w:r>
-              <w:rPr>
-                <w:rFonts w:ascii="Times New Roman" w:hAnsi="Times New Roman" w:cs="Times New Roman"/>
-                <w:sz w:val="28"/>
-                <w:szCs w:val="28"/>
-              </w:rPr>
-              <w:t>DS-2.4: Если значение какого-либо параметра командной строки неверно, приложение должно завершить работу, отобразив стандартное сообщение (см. DS-3.1), а также неверное имя параметра, значение и соответствующее сообщение об ошибке.</w:t>
+            <w:commentRangeStart w:id="15"/>
+            <w:r>
+              <w:rPr>
+                <w:rFonts w:ascii="Times New Roman" w:hAnsi="Times New Roman" w:cs="Times New Roman"/>
+                <w:sz w:val="28"/>
+                <w:szCs w:val="28"/>
+              </w:rPr>
+              <w:t>DS-2.4: Если значение какого-либо параметра командной строки неверно, приложение должно завершить работу, отобразив стандартное сообщение (см. DS-3.1), а также неверное имя параметра, значение и соответствующее сообщение об ошибке</w:t>
+            </w:r>
+            <w:commentRangeEnd w:id="15"/>
+            <w:r>
+              <w:rPr>
+                <w:rStyle w:val="a5"/>
+              </w:rPr>
+              <w:commentReference w:id="15"/>
+            </w:r>
+            <w:r>
+              <w:rPr>
+                <w:rFonts w:ascii="Times New Roman" w:hAnsi="Times New Roman" w:cs="Times New Roman"/>
+                <w:sz w:val="28"/>
+                <w:szCs w:val="28"/>
+              </w:rPr>
+              <w:t>.</w:t>
             </w:r>
           </w:p>
           <w:p>
@@ -1225,6 +1941,7 @@
                 <w:lang w:val="en-US"/>
               </w:rPr>
             </w:pPr>
+            <w:commentRangeStart w:id="16"/>
             <w:r>
               <w:rPr>
                 <w:rFonts w:ascii="Times New Roman" w:hAnsi="Times New Roman" w:cs="Times New Roman"/>
@@ -1270,6 +1987,13 @@
               </w:rPr>
               <w:t>}».</w:t>
             </w:r>
+            <w:commentRangeEnd w:id="16"/>
+            <w:r>
+              <w:rPr>
+                <w:rStyle w:val="a5"/>
+              </w:rPr>
+              <w:commentReference w:id="16"/>
+            </w:r>
           </w:p>
           <w:p>
             <w:pPr>
@@ -1347,7 +2071,31 @@
                 <w:sz w:val="28"/>
                 <w:szCs w:val="28"/>
               </w:rPr>
-              <w:t>: [Необязательно] Приложение должно перечислять и описывать список заданных параметров командной строки в журнале.</w:t>
+              <w:t>: [</w:t>
+            </w:r>
+            <w:commentRangeStart w:id="17"/>
+            <w:r>
+              <w:rPr>
+                <w:rFonts w:ascii="Times New Roman" w:hAnsi="Times New Roman" w:cs="Times New Roman"/>
+                <w:sz w:val="28"/>
+                <w:szCs w:val="28"/>
+              </w:rPr>
+              <w:t>Необязательно</w:t>
+            </w:r>
+            <w:commentRangeEnd w:id="17"/>
+            <w:r>
+              <w:rPr>
+                <w:rStyle w:val="a5"/>
+              </w:rPr>
+              <w:commentReference w:id="17"/>
+            </w:r>
+            <w:r>
+              <w:rPr>
+                <w:rFonts w:ascii="Times New Roman" w:hAnsi="Times New Roman" w:cs="Times New Roman"/>
+                <w:sz w:val="28"/>
+                <w:szCs w:val="28"/>
+              </w:rPr>
+              <w:t>] Приложение должно перечислять и описывать список заданных параметров командной строки в журнале.</w:t>
             </w:r>
           </w:p>
           <w:p>
@@ -1403,13 +2151,29 @@
               </w:rPr>
               <w:t xml:space="preserve">DS-5.2: Приложение должно обрабатывать файлы </w:t>
             </w:r>
-            <w:r>
-              <w:rPr>
-                <w:rFonts w:ascii="Times New Roman" w:hAnsi="Times New Roman" w:cs="Times New Roman"/>
-                <w:sz w:val="28"/>
-                <w:szCs w:val="28"/>
-              </w:rPr>
-              <w:t>небольшого размера</w:t>
+            <w:commentRangeStart w:id="18"/>
+            <w:r>
+              <w:rPr>
+                <w:rFonts w:ascii="Times New Roman" w:hAnsi="Times New Roman" w:cs="Times New Roman"/>
+                <w:sz w:val="28"/>
+                <w:szCs w:val="28"/>
+              </w:rPr>
+              <w:t>небольшого</w:t>
+            </w:r>
+            <w:commentRangeEnd w:id="18"/>
+            <w:r>
+              <w:rPr>
+                <w:rStyle w:val="a5"/>
+              </w:rPr>
+              <w:commentReference w:id="18"/>
+            </w:r>
+            <w:r>
+              <w:rPr>
+                <w:rFonts w:ascii="Times New Roman" w:hAnsi="Times New Roman" w:cs="Times New Roman"/>
+                <w:sz w:val="28"/>
+                <w:szCs w:val="28"/>
+              </w:rPr>
+              <w:t xml:space="preserve"> размера</w:t>
             </w:r>
             <w:r>
               <w:rPr>
@@ -1429,13 +2193,39 @@
                 <w:szCs w:val="28"/>
               </w:rPr>
             </w:pPr>
-            <w:r>
-              <w:rPr>
-                <w:rFonts w:ascii="Times New Roman" w:hAnsi="Times New Roman" w:cs="Times New Roman"/>
-                <w:sz w:val="28"/>
-                <w:szCs w:val="28"/>
-              </w:rPr>
-              <w:t>DS-5.3: Если обнаружен поврежденный файл или файл с неподдерживаемой внутренней структурой, приложение должно отобразить сообщение в журнале «Нет данных заголовка аудио или аудиотегов в: {полный путь}».</w:t>
+            <w:commentRangeStart w:id="19"/>
+            <w:r>
+              <w:rPr>
+                <w:rFonts w:ascii="Times New Roman" w:hAnsi="Times New Roman" w:cs="Times New Roman"/>
+                <w:sz w:val="28"/>
+                <w:szCs w:val="28"/>
+              </w:rPr>
+              <w:t xml:space="preserve">DS-5.3: Если обнаружен поврежденный файл или файл с неподдерживаемой внутренней структурой, приложение должно отобразить сообщение в журнале «Нет данных заголовка аудио или </w:t>
+            </w:r>
+            <w:proofErr w:type="spellStart"/>
+            <w:r>
+              <w:rPr>
+                <w:rFonts w:ascii="Times New Roman" w:hAnsi="Times New Roman" w:cs="Times New Roman"/>
+                <w:sz w:val="28"/>
+                <w:szCs w:val="28"/>
+              </w:rPr>
+              <w:t>аудиотегов</w:t>
+            </w:r>
+            <w:proofErr w:type="spellEnd"/>
+            <w:r>
+              <w:rPr>
+                <w:rFonts w:ascii="Times New Roman" w:hAnsi="Times New Roman" w:cs="Times New Roman"/>
+                <w:sz w:val="28"/>
+                <w:szCs w:val="28"/>
+              </w:rPr>
+              <w:t xml:space="preserve"> в: {полный путь}».</w:t>
+            </w:r>
+            <w:commentRangeEnd w:id="19"/>
+            <w:r>
+              <w:rPr>
+                <w:rStyle w:val="a5"/>
+              </w:rPr>
+              <w:commentReference w:id="19"/>
             </w:r>
           </w:p>
         </w:tc>
@@ -1460,8 +2250,422 @@
 </w:document>
 </file>
 
+<file path=word/comments.xml><?xml version="1.0" encoding="utf-8"?>
+<w:comments xmlns:wpc="http://schemas.microsoft.com/office/word/2010/wordprocessingCanvas" xmlns:cx="http://schemas.microsoft.com/office/drawing/2014/chartex" xmlns:mc="http://schemas.openxmlformats.org/markup-compatibility/2006" xmlns:o="urn:schemas-microsoft-com:office:office" xmlns:r="http://schemas.openxmlformats.org/officeDocument/2006/relationships" xmlns:m="http://schemas.openxmlformats.org/officeDocument/2006/math" xmlns:v="urn:schemas-microsoft-com:vml" xmlns:wp14="http://schemas.microsoft.com/office/word/2010/wordprocessingDrawing" xmlns:wp="http://schemas.openxmlformats.org/drawingml/2006/wordprocessingDrawing" xmlns:w10="urn:schemas-microsoft-com:office:word" xmlns:w="http://schemas.openxmlformats.org/wordprocessingml/2006/main" xmlns:w14="http://schemas.microsoft.com/office/word/2010/wordml" xmlns:w15="http://schemas.microsoft.com/office/word/2012/wordml" xmlns:w16se="http://schemas.microsoft.com/office/word/2015/wordml/symex" xmlns:wpg="http://schemas.microsoft.com/office/word/2010/wordprocessingGroup" xmlns:wpi="http://schemas.microsoft.com/office/word/2010/wordprocessingInk" xmlns:wne="http://schemas.microsoft.com/office/word/2006/wordml" xmlns:wps="http://schemas.microsoft.com/office/word/2010/wordprocessingShape" mc:Ignorable="w14 w15 w16se wp14">
+  <w:comment w:id="0" w:author="Виолетта Угоренко" w:date="2026-09-08T20:00:00Z" w:initials="ВУ">
+    <w:p>
+      <w:pPr>
+        <w:pStyle w:val="a6"/>
+      </w:pPr>
+      <w:r>
+        <w:rPr>
+          <w:rStyle w:val="a5"/>
+        </w:rPr>
+        <w:annotationRef/>
+      </w:r>
+      <w:r>
+        <w:t>По каким критериям вычисляется дубликат, по названию, тегу или содержимому</w:t>
+      </w:r>
+    </w:p>
+  </w:comment>
+  <w:comment w:id="1" w:author="Виолетта Угоренко" w:date="2026-09-08T20:01:00Z" w:initials="ВУ">
+    <w:p>
+      <w:pPr>
+        <w:pStyle w:val="a6"/>
+      </w:pPr>
+      <w:r>
+        <w:rPr>
+          <w:rStyle w:val="a5"/>
+        </w:rPr>
+        <w:annotationRef/>
+      </w:r>
+      <w:r>
+        <w:t>Не прописано какая структура должна быть у таблицы</w:t>
+      </w:r>
+    </w:p>
+  </w:comment>
+  <w:comment w:id="2" w:author="Виолетта Угоренко" w:date="2026-09-08T20:03:00Z" w:initials="ВУ">
+    <w:p>
+      <w:pPr>
+        <w:pStyle w:val="a6"/>
+      </w:pPr>
+      <w:r>
+        <w:rPr>
+          <w:rStyle w:val="a5"/>
+        </w:rPr>
+        <w:annotationRef/>
+      </w:r>
+      <w:r>
+        <w:t>Список обрабатываемых сбоев</w:t>
+      </w:r>
+    </w:p>
+  </w:comment>
+  <w:comment w:id="3" w:author="Виолетта Угоренко" w:date="2026-09-08T20:04:00Z" w:initials="ВУ">
+    <w:p>
+      <w:pPr>
+        <w:pStyle w:val="a6"/>
+      </w:pPr>
+      <w:r>
+        <w:rPr>
+          <w:rStyle w:val="a5"/>
+        </w:rPr>
+        <w:annotationRef/>
+      </w:r>
+      <w:r>
+        <w:t>Конкуренты в требованиях…?</w:t>
+      </w:r>
+    </w:p>
+  </w:comment>
+  <w:comment w:id="4" w:author="Виолетта Угоренко" w:date="2026-09-08T20:05:00Z" w:initials="ВУ">
+    <w:p>
+      <w:pPr>
+        <w:pStyle w:val="a6"/>
+      </w:pPr>
+      <w:r>
+        <w:rPr>
+          <w:rStyle w:val="a5"/>
+        </w:rPr>
+        <w:annotationRef/>
+      </w:r>
+      <w:r>
+        <w:t>Расплывчатое измерение производительности</w:t>
+      </w:r>
+    </w:p>
+  </w:comment>
+  <w:comment w:id="5" w:author="Виолетта Угоренко" w:date="2026-09-08T20:07:00Z" w:initials="ВУ">
+    <w:p>
+      <w:pPr>
+        <w:pStyle w:val="a6"/>
+      </w:pPr>
+      <w:r>
+        <w:rPr>
+          <w:rStyle w:val="a5"/>
+        </w:rPr>
+        <w:annotationRef/>
+      </w:r>
+      <w:r>
+        <w:t>Это требование к тестированию, а не к инструменту</w:t>
+      </w:r>
+    </w:p>
+    <w:p>
+      <w:pPr>
+        <w:pStyle w:val="a6"/>
+      </w:pPr>
+      <w:r>
+        <w:t>Глубокое тестирование неизмеримо</w:t>
+      </w:r>
+    </w:p>
+  </w:comment>
+  <w:comment w:id="6" w:author="Виолетта Угоренко" w:date="2026-09-08T20:07:00Z" w:initials="ВУ">
+    <w:p>
+      <w:pPr>
+        <w:pStyle w:val="a6"/>
+        <w:spacing w:line="360" w:lineRule="auto"/>
+      </w:pPr>
+      <w:r>
+        <w:rPr>
+          <w:rStyle w:val="a5"/>
+        </w:rPr>
+        <w:annotationRef/>
+      </w:r>
+      <w:r>
+        <w:t>Необходим список платформ вместо</w:t>
+      </w:r>
+      <w:r>
+        <w:rPr>
+          <w:lang w:val="en-US"/>
+        </w:rPr>
+        <w:t xml:space="preserve"> </w:t>
+      </w:r>
+      <w:r>
+        <w:t>«</w:t>
+      </w:r>
+      <w:proofErr w:type="spellStart"/>
+      <w:r>
+        <w:t>многоплатформенным</w:t>
+      </w:r>
+      <w:proofErr w:type="spellEnd"/>
+      <w:r>
+        <w:t>»</w:t>
+      </w:r>
+    </w:p>
+  </w:comment>
+  <w:comment w:id="7" w:author="Виолетта Угоренко" w:date="2026-09-08T20:12:00Z" w:initials="ВУ">
+    <w:p>
+      <w:pPr>
+        <w:pStyle w:val="a6"/>
+      </w:pPr>
+      <w:r>
+        <w:rPr>
+          <w:rStyle w:val="a5"/>
+        </w:rPr>
+        <w:annotationRef/>
+      </w:r>
+      <w:r>
+        <w:t>Там правило разбора параметров, а не сообщение об ошибке</w:t>
+      </w:r>
+    </w:p>
+  </w:comment>
+  <w:comment w:id="8" w:author="Виолетта Угоренко" w:date="2026-09-08T20:14:00Z" w:initials="ВУ">
+    <w:p>
+      <w:pPr>
+        <w:pStyle w:val="a6"/>
+      </w:pPr>
+      <w:r>
+        <w:rPr>
+          <w:rStyle w:val="a5"/>
+        </w:rPr>
+        <w:annotationRef/>
+      </w:r>
+      <w:r>
+        <w:t>А в какой кодировке сохранять сами файлы</w:t>
+      </w:r>
+    </w:p>
+  </w:comment>
+  <w:comment w:id="9" w:author="Виолетта Угоренко" w:date="2026-09-08T19:50:00Z" w:initials="ВУ">
+    <w:p>
+      <w:pPr>
+        <w:pStyle w:val="a6"/>
+      </w:pPr>
+      <w:r>
+        <w:rPr>
+          <w:rStyle w:val="a5"/>
+        </w:rPr>
+        <w:annotationRef/>
+      </w:r>
+      <w:r>
+        <w:t>Битая ссылка</w:t>
+      </w:r>
+      <w:r>
+        <w:t>, нет такого пункта</w:t>
+      </w:r>
+    </w:p>
+  </w:comment>
+  <w:comment w:id="10" w:author="Виолетта Угоренко" w:date="2026-09-08T20:16:00Z" w:initials="ВУ">
+    <w:p>
+      <w:pPr>
+        <w:pStyle w:val="a6"/>
+      </w:pPr>
+      <w:r>
+        <w:rPr>
+          <w:rStyle w:val="a5"/>
+        </w:rPr>
+        <w:annotationRef/>
+      </w:r>
+      <w:r>
+        <w:t>Почему нет описания цвета фона для всех режимов</w:t>
+      </w:r>
+    </w:p>
+    <w:p>
+      <w:pPr>
+        <w:pStyle w:val="a6"/>
+      </w:pPr>
+      <w:r>
+        <w:t>Белый не акцентный цвет, это не будет похоже на выделение дубликатов</w:t>
+      </w:r>
+    </w:p>
+  </w:comment>
+  <w:comment w:id="11" w:author="Виолетта Угоренко" w:date="2026-09-08T20:18:00Z" w:initials="ВУ">
+    <w:p>
+      <w:pPr>
+        <w:pStyle w:val="a6"/>
+      </w:pPr>
+      <w:r>
+        <w:rPr>
+          <w:rStyle w:val="a5"/>
+        </w:rPr>
+        <w:annotationRef/>
+      </w:r>
+      <w:r>
+        <w:t>Все обстоятельства перебрать нельзя</w:t>
+      </w:r>
+    </w:p>
+  </w:comment>
+  <w:comment w:id="12" w:author="Виолетта Угоренко" w:date="2026-09-08T20:19:00Z" w:initials="ВУ">
+    <w:p>
+      <w:pPr>
+        <w:pStyle w:val="a6"/>
+      </w:pPr>
+      <w:r>
+        <w:rPr>
+          <w:rStyle w:val="a5"/>
+        </w:rPr>
+        <w:annotationRef/>
+      </w:r>
+      <w:r>
+        <w:t>Какие заглушки предопределять</w:t>
+      </w:r>
+    </w:p>
+  </w:comment>
+  <w:comment w:id="13" w:author="Виолетта Угоренко" w:date="2026-09-08T20:20:00Z" w:initials="ВУ">
+    <w:p>
+      <w:pPr>
+        <w:pStyle w:val="a6"/>
+      </w:pPr>
+      <w:r>
+        <w:rPr>
+          <w:rStyle w:val="a5"/>
+        </w:rPr>
+        <w:annotationRef/>
+      </w:r>
+      <w:r>
+        <w:t>Дублирование требований</w:t>
+      </w:r>
+    </w:p>
+  </w:comment>
+  <w:comment w:id="14" w:author="Виолетта Угоренко" w:date="2026-09-08T19:51:00Z" w:initials="ВУ">
+    <w:p>
+      <w:pPr>
+        <w:pStyle w:val="a6"/>
+      </w:pPr>
+      <w:r>
+        <w:rPr>
+          <w:rStyle w:val="a5"/>
+        </w:rPr>
+        <w:annotationRef/>
+      </w:r>
+      <w:r>
+        <w:rPr>
+          <w:rStyle w:val="a5"/>
+        </w:rPr>
+        <w:annotationRef/>
+      </w:r>
+      <w:r>
+        <w:t>Битая ссылка</w:t>
+      </w:r>
+      <w:r>
+        <w:t>, такого пункта нет</w:t>
+      </w:r>
+    </w:p>
+  </w:comment>
+  <w:comment w:id="15" w:author="Виолетта Угоренко" w:date="2026-09-08T20:22:00Z" w:initials="ВУ">
+    <w:p>
+      <w:pPr>
+        <w:pStyle w:val="a6"/>
+      </w:pPr>
+      <w:r>
+        <w:rPr>
+          <w:rStyle w:val="a5"/>
+        </w:rPr>
+        <w:annotationRef/>
+      </w:r>
+      <w:r>
+        <w:t>Список сообщений в DS-3.1 не покрывает все случаи неверных значений</w:t>
+      </w:r>
+    </w:p>
+  </w:comment>
+  <w:comment w:id="16" w:author="Виолетта Угоренко" w:date="2026-09-08T19:52:00Z" w:initials="ВУ">
+    <w:p>
+      <w:pPr>
+        <w:pStyle w:val="a6"/>
+      </w:pPr>
+      <w:r>
+        <w:rPr>
+          <w:rStyle w:val="a5"/>
+        </w:rPr>
+        <w:annotationRef/>
+      </w:r>
+      <w:r>
+        <w:t>Почему сообщение на английском, если остальные на русском</w:t>
+      </w:r>
+    </w:p>
+  </w:comment>
+  <w:comment w:id="17" w:author="Виолетта Угоренко" w:date="2026-09-08T19:55:00Z" w:initials="ВУ">
+    <w:p>
+      <w:pPr>
+        <w:pStyle w:val="a6"/>
+      </w:pPr>
+      <w:r>
+        <w:rPr>
+          <w:rStyle w:val="a5"/>
+        </w:rPr>
+        <w:annotationRef/>
+      </w:r>
+      <w:r>
+        <w:t xml:space="preserve">Как тестировать необязательное требование, оно либо есть, либо его нет </w:t>
+      </w:r>
+    </w:p>
+  </w:comment>
+  <w:comment w:id="18" w:author="Виолетта Угоренко" w:date="2026-09-08T19:55:00Z" w:initials="ВУ">
+    <w:p>
+      <w:pPr>
+        <w:pStyle w:val="a6"/>
+        <w:rPr>
+          <w:sz w:val="16"/>
+          <w:szCs w:val="16"/>
+        </w:rPr>
+      </w:pPr>
+      <w:r>
+        <w:rPr>
+          <w:rStyle w:val="a5"/>
+        </w:rPr>
+        <w:annotationRef/>
+      </w:r>
+      <w:r>
+        <w:rPr>
+          <w:rStyle w:val="a5"/>
+        </w:rPr>
+        <w:t>Необходим диапазон</w:t>
+      </w:r>
+    </w:p>
+  </w:comment>
+  <w:comment w:id="19" w:author="Виолетта Угоренко" w:date="2026-09-08T19:54:00Z" w:initials="ВУ">
+    <w:p>
+      <w:pPr>
+        <w:pStyle w:val="a6"/>
+      </w:pPr>
+      <w:r>
+        <w:rPr>
+          <w:rStyle w:val="a5"/>
+        </w:rPr>
+        <w:annotationRef/>
+      </w:r>
+      <w:r>
+        <w:t xml:space="preserve">Уже было прописано в </w:t>
+      </w:r>
+      <w:r>
+        <w:rPr>
+          <w:lang w:val="en-US"/>
+        </w:rPr>
+        <w:t>DS-3.1</w:t>
+      </w:r>
+      <w:r>
+        <w:t>, причем на английском</w:t>
+      </w:r>
+      <w:bookmarkStart w:id="20" w:name="_GoBack"/>
+      <w:bookmarkEnd w:id="20"/>
+    </w:p>
+  </w:comment>
+</w:comments>
+</file>
+
+<file path=word/commentsExtended.xml><?xml version="1.0" encoding="utf-8"?>
+<w15:commentsEx xmlns:wpc="http://schemas.microsoft.com/office/word/2010/wordprocessingCanvas" xmlns:cx="http://schemas.microsoft.com/office/drawing/2014/chartex" xmlns:mc="http://schemas.openxmlformats.org/markup-compatibility/2006" xmlns:o="urn:schemas-microsoft-com:office:office" xmlns:r="http://schemas.openxmlformats.org/officeDocument/2006/relationships" xmlns:m="http://schemas.openxmlformats.org/officeDocument/2006/math" xmlns:v="urn:schemas-microsoft-com:vml" xmlns:wp14="http://schemas.microsoft.com/office/word/2010/wordprocessingDrawing" xmlns:wp="http://schemas.openxmlformats.org/drawingml/2006/wordprocessingDrawing" xmlns:w10="urn:schemas-microsoft-com:office:word" xmlns:w="http://schemas.openxmlformats.org/wordprocessingml/2006/main" xmlns:w14="http://schemas.microsoft.com/office/word/2010/wordml" xmlns:w15="http://schemas.microsoft.com/office/word/2012/wordml" xmlns:w16se="http://schemas.microsoft.com/office/word/2015/wordml/symex" xmlns:wpg="http://schemas.microsoft.com/office/word/2010/wordprocessingGroup" xmlns:wpi="http://schemas.microsoft.com/office/word/2010/wordprocessingInk" xmlns:wne="http://schemas.microsoft.com/office/word/2006/wordml" xmlns:wps="http://schemas.microsoft.com/office/word/2010/wordprocessingShape" mc:Ignorable="w14 w15 w16se wp14">
+  <w15:commentEx w15:paraId="10EF834B" w15:done="0"/>
+  <w15:commentEx w15:paraId="0AD43655" w15:done="0"/>
+  <w15:commentEx w15:paraId="4C2FC7BA" w15:done="0"/>
+  <w15:commentEx w15:paraId="3F23C6C8" w15:done="0"/>
+  <w15:commentEx w15:paraId="2FDB7C38" w15:done="0"/>
+  <w15:commentEx w15:paraId="540B1420" w15:done="0"/>
+  <w15:commentEx w15:paraId="5AD5B544" w15:done="0"/>
+  <w15:commentEx w15:paraId="355FD399" w15:done="0"/>
+  <w15:commentEx w15:paraId="57DCAD66" w15:done="0"/>
+  <w15:commentEx w15:paraId="518F3141" w15:done="0"/>
+  <w15:commentEx w15:paraId="4114C1ED" w15:done="0"/>
+  <w15:commentEx w15:paraId="3D7EC692" w15:done="0"/>
+  <w15:commentEx w15:paraId="72D49C1A" w15:done="0"/>
+  <w15:commentEx w15:paraId="3A6A1914" w15:done="0"/>
+  <w15:commentEx w15:paraId="0AD65AEC" w15:done="0"/>
+  <w15:commentEx w15:paraId="514FF220" w15:done="0"/>
+  <w15:commentEx w15:paraId="0745B590" w15:done="0"/>
+  <w15:commentEx w15:paraId="0713B071" w15:done="0"/>
+  <w15:commentEx w15:paraId="2ED4F7C1" w15:done="0"/>
+  <w15:commentEx w15:paraId="3640C736" w15:done="0"/>
+</w15:commentsEx>
+</file>
+
 <file path=word/numbering.xml><?xml version="1.0" encoding="utf-8"?>
-<w:numbering xmlns:wpc="http://schemas.microsoft.com/office/word/2010/wordprocessingCanvas" xmlns:cx="http://schemas.microsoft.com/office/drawing/2014/chartex" xmlns:cx1="http://schemas.microsoft.com/office/drawing/2015/9/8/chartex" xmlns:cx2="http://schemas.microsoft.com/office/drawing/2015/10/21/chartex" xmlns:cx3="http://schemas.microsoft.com/office/drawing/2016/5/9/chartex" xmlns:cx4="http://schemas.microsoft.com/office/drawing/2016/5/10/chartex" xmlns:cx5="http://schemas.microsoft.com/office/drawing/2016/5/11/chartex" xmlns:cx6="http://schemas.microsoft.com/office/drawing/2016/5/12/chartex" xmlns:cx7="http://schemas.microsoft.com/office/drawing/2016/5/13/chartex" xmlns:cx8="http://schemas.microsoft.com/office/drawing/2016/5/14/chartex" xmlns:mc="http://schemas.openxmlformats.org/markup-compatibility/2006" xmlns:aink="http://schemas.microsoft.com/office/drawing/2016/ink" xmlns:am3d="http://schemas.microsoft.com/office/drawing/2017/model3d" xmlns:o="urn:schemas-microsoft-com:office:office" xmlns:r="http://schemas.openxmlformats.org/officeDocument/2006/relationships" xmlns:m="http://schemas.openxmlformats.org/officeDocument/2006/math" xmlns:v="urn:schemas-microsoft-com:vml" xmlns:wp14="http://schemas.microsoft.com/office/word/2010/wordprocessingDrawing" xmlns:wp="http://schemas.openxmlformats.org/drawingml/2006/wordprocessingDrawing" xmlns:w10="urn:schemas-microsoft-com:office:word" xmlns:w="http://schemas.openxmlformats.org/wordprocessingml/2006/main" xmlns:w14="http://schemas.microsoft.com/office/word/2010/wordml" xmlns:w15="http://schemas.microsoft.com/office/word/2012/wordml" xmlns:w16cex="http://schemas.microsoft.com/office/word/2018/wordml/cex" xmlns:w16cid="http://schemas.microsoft.com/office/word/2016/wordml/cid" xmlns:w16="http://schemas.microsoft.com/office/word/2018/wordml" xmlns:w16sdtdh="http://schemas.microsoft.com/office/word/2020/wordml/sdtdatahash" xmlns:w16se="http://schemas.microsoft.com/office/word/2015/wordml/symex" xmlns:wpg="http://schemas.microsoft.com/office/word/2010/wordprocessingGroup" xmlns:wpi="http://schemas.microsoft.com/office/word/2010/wordprocessingInk" xmlns:wne="http://schemas.microsoft.com/office/word/2006/wordml" xmlns:wps="http://schemas.microsoft.com/office/word/2010/wordprocessingShape" mc:Ignorable="w14 w15 w16se w16cid w16 w16cex w16sdtdh wp14">
+<w:numbering xmlns:wpc="http://schemas.microsoft.com/office/word/2010/wordprocessingCanvas" xmlns:cx="http://schemas.microsoft.com/office/drawing/2014/chartex" xmlns:mc="http://schemas.openxmlformats.org/markup-compatibility/2006" xmlns:o="urn:schemas-microsoft-com:office:office" xmlns:r="http://schemas.openxmlformats.org/officeDocument/2006/relationships" xmlns:m="http://schemas.openxmlformats.org/officeDocument/2006/math" xmlns:v="urn:schemas-microsoft-com:vml" xmlns:wp14="http://schemas.microsoft.com/office/word/2010/wordprocessingDrawing" xmlns:wp="http://schemas.openxmlformats.org/drawingml/2006/wordprocessingDrawing" xmlns:w10="urn:schemas-microsoft-com:office:word" xmlns:w="http://schemas.openxmlformats.org/wordprocessingml/2006/main" xmlns:w14="http://schemas.microsoft.com/office/word/2010/wordml" xmlns:w15="http://schemas.microsoft.com/office/word/2012/wordml" xmlns:w16se="http://schemas.microsoft.com/office/word/2015/wordml/symex" xmlns:wpg="http://schemas.microsoft.com/office/word/2010/wordprocessingGroup" xmlns:wpi="http://schemas.microsoft.com/office/word/2010/wordprocessingInk" xmlns:wne="http://schemas.microsoft.com/office/word/2006/wordml" xmlns:wps="http://schemas.microsoft.com/office/word/2010/wordprocessingShape" mc:Ignorable="w14 w15 w16se wp14">
   <w:abstractNum w:abstractNumId="0" w15:restartNumberingAfterBreak="0">
     <w:nsid w:val="7C453D42"/>
     <w:multiLevelType w:val="hybridMultilevel"/>
@@ -1557,8 +2761,16 @@
 </w:numbering>
 </file>
 
+<file path=word/people.xml><?xml version="1.0" encoding="utf-8"?>
+<w15:people xmlns:wpc="http://schemas.microsoft.com/office/word/2010/wordprocessingCanvas" xmlns:cx="http://schemas.microsoft.com/office/drawing/2014/chartex" xmlns:mc="http://schemas.openxmlformats.org/markup-compatibility/2006" xmlns:o="urn:schemas-microsoft-com:office:office" xmlns:r="http://schemas.openxmlformats.org/officeDocument/2006/relationships" xmlns:m="http://schemas.openxmlformats.org/officeDocument/2006/math" xmlns:v="urn:schemas-microsoft-com:vml" xmlns:wp14="http://schemas.microsoft.com/office/word/2010/wordprocessingDrawing" xmlns:wp="http://schemas.openxmlformats.org/drawingml/2006/wordprocessingDrawing" xmlns:w10="urn:schemas-microsoft-com:office:word" xmlns:w="http://schemas.openxmlformats.org/wordprocessingml/2006/main" xmlns:w14="http://schemas.microsoft.com/office/word/2010/wordml" xmlns:w15="http://schemas.microsoft.com/office/word/2012/wordml" xmlns:w16se="http://schemas.microsoft.com/office/word/2015/wordml/symex" xmlns:wpg="http://schemas.microsoft.com/office/word/2010/wordprocessingGroup" xmlns:wpi="http://schemas.microsoft.com/office/word/2010/wordprocessingInk" xmlns:wne="http://schemas.microsoft.com/office/word/2006/wordml" xmlns:wps="http://schemas.microsoft.com/office/word/2010/wordprocessingShape" mc:Ignorable="w14 w15 w16se wp14">
+  <w15:person w15:author="Виолетта Угоренко">
+    <w15:presenceInfo w15:providerId="Windows Live" w15:userId="a4741c097dae85f1"/>
+  </w15:person>
+</w15:people>
+</file>
+
 <file path=word/styles.xml><?xml version="1.0" encoding="utf-8"?>
-<w:styles xmlns:mc="http://schemas.openxmlformats.org/markup-compatibility/2006" xmlns:r="http://schemas.openxmlformats.org/officeDocument/2006/relationships" xmlns:w="http://schemas.openxmlformats.org/wordprocessingml/2006/main" xmlns:w14="http://schemas.microsoft.com/office/word/2010/wordml" xmlns:w15="http://schemas.microsoft.com/office/word/2012/wordml" xmlns:w16cex="http://schemas.microsoft.com/office/word/2018/wordml/cex" xmlns:w16cid="http://schemas.microsoft.com/office/word/2016/wordml/cid" xmlns:w16="http://schemas.microsoft.com/office/word/2018/wordml" xmlns:w16sdtdh="http://schemas.microsoft.com/office/word/2020/wordml/sdtdatahash" xmlns:w16se="http://schemas.microsoft.com/office/word/2015/wordml/symex" mc:Ignorable="w14 w15 w16se w16cid w16 w16cex w16sdtdh">
+<w:styles xmlns:mc="http://schemas.openxmlformats.org/markup-compatibility/2006" xmlns:r="http://schemas.openxmlformats.org/officeDocument/2006/relationships" xmlns:w="http://schemas.openxmlformats.org/wordprocessingml/2006/main" xmlns:w14="http://schemas.microsoft.com/office/word/2010/wordml" xmlns:w15="http://schemas.microsoft.com/office/word/2012/wordml" xmlns:w16se="http://schemas.microsoft.com/office/word/2015/wordml/symex" mc:Ignorable="w14 w15 w16se">
   <w:docDefaults>
     <w:rPrDefault>
       <w:rPr>
@@ -1574,7 +2786,7 @@
       </w:pPr>
     </w:pPrDefault>
   </w:docDefaults>
-  <w:latentStyles w:defLockedState="0" w:defUIPriority="99" w:defSemiHidden="0" w:defUnhideWhenUsed="0" w:defQFormat="0" w:count="376">
+  <w:latentStyles w:defLockedState="0" w:defUIPriority="99" w:defSemiHidden="0" w:defUnhideWhenUsed="0" w:defQFormat="0" w:count="371">
     <w:lsdException w:name="Normal" w:uiPriority="0" w:qFormat="1"/>
     <w:lsdException w:name="heading 1" w:uiPriority="9" w:qFormat="1"/>
     <w:lsdException w:name="heading 2" w:semiHidden="1" w:uiPriority="9" w:unhideWhenUsed="1" w:qFormat="1"/>
@@ -1946,11 +3158,6 @@
     <w:lsdException w:name="List Table 5 Dark Accent 6" w:uiPriority="50"/>
     <w:lsdException w:name="List Table 6 Colorful Accent 6" w:uiPriority="51"/>
     <w:lsdException w:name="List Table 7 Colorful Accent 6" w:uiPriority="52"/>
-    <w:lsdException w:name="Mention" w:semiHidden="1" w:unhideWhenUsed="1"/>
-    <w:lsdException w:name="Smart Hyperlink" w:semiHidden="1" w:unhideWhenUsed="1"/>
-    <w:lsdException w:name="Hashtag" w:semiHidden="1" w:unhideWhenUsed="1"/>
-    <w:lsdException w:name="Unresolved Mention" w:semiHidden="1" w:unhideWhenUsed="1"/>
-    <w:lsdException w:name="Smart Link" w:semiHidden="1" w:unhideWhenUsed="1"/>
   </w:latentStyles>
   <w:style w:type="paragraph" w:default="1" w:styleId="a">
     <w:name w:val="Normal"/>
@@ -2016,6 +3223,109 @@
       <w:ind w:left="720"/>
       <w:contextualSpacing/>
     </w:pPr>
+  </w:style>
+  <w:style w:type="character" w:styleId="a5">
+    <w:name w:val="annotation reference"/>
+    <w:basedOn w:val="a0"/>
+    <w:uiPriority w:val="99"/>
+    <w:semiHidden/>
+    <w:unhideWhenUsed/>
+    <w:rsid w:val="00852DE5"/>
+    <w:rPr>
+      <w:sz w:val="16"/>
+      <w:szCs w:val="16"/>
+    </w:rPr>
+  </w:style>
+  <w:style w:type="paragraph" w:styleId="a6">
+    <w:name w:val="annotation text"/>
+    <w:basedOn w:val="a"/>
+    <w:link w:val="a7"/>
+    <w:uiPriority w:val="99"/>
+    <w:semiHidden/>
+    <w:unhideWhenUsed/>
+    <w:rsid w:val="00852DE5"/>
+    <w:pPr>
+      <w:spacing w:line="240" w:lineRule="auto"/>
+    </w:pPr>
+    <w:rPr>
+      <w:sz w:val="20"/>
+      <w:szCs w:val="20"/>
+    </w:rPr>
+  </w:style>
+  <w:style w:type="character" w:customStyle="1" w:styleId="a7">
+    <w:name w:val="Текст примечания Знак"/>
+    <w:basedOn w:val="a0"/>
+    <w:link w:val="a6"/>
+    <w:uiPriority w:val="99"/>
+    <w:semiHidden/>
+    <w:rsid w:val="00852DE5"/>
+    <w:rPr>
+      <w:rFonts w:ascii="Calibri" w:eastAsia="Calibri" w:hAnsi="Calibri" w:cs="Calibri"/>
+      <w:color w:val="000000"/>
+      <w:sz w:val="20"/>
+      <w:szCs w:val="20"/>
+    </w:rPr>
+  </w:style>
+  <w:style w:type="paragraph" w:styleId="a8">
+    <w:name w:val="annotation subject"/>
+    <w:basedOn w:val="a6"/>
+    <w:next w:val="a6"/>
+    <w:link w:val="a9"/>
+    <w:uiPriority w:val="99"/>
+    <w:semiHidden/>
+    <w:unhideWhenUsed/>
+    <w:rsid w:val="00852DE5"/>
+    <w:rPr>
+      <w:b/>
+      <w:bCs/>
+    </w:rPr>
+  </w:style>
+  <w:style w:type="character" w:customStyle="1" w:styleId="a9">
+    <w:name w:val="Тема примечания Знак"/>
+    <w:basedOn w:val="a7"/>
+    <w:link w:val="a8"/>
+    <w:uiPriority w:val="99"/>
+    <w:semiHidden/>
+    <w:rsid w:val="00852DE5"/>
+    <w:rPr>
+      <w:rFonts w:ascii="Calibri" w:eastAsia="Calibri" w:hAnsi="Calibri" w:cs="Calibri"/>
+      <w:b/>
+      <w:bCs/>
+      <w:color w:val="000000"/>
+      <w:sz w:val="20"/>
+      <w:szCs w:val="20"/>
+    </w:rPr>
+  </w:style>
+  <w:style w:type="paragraph" w:styleId="aa">
+    <w:name w:val="Balloon Text"/>
+    <w:basedOn w:val="a"/>
+    <w:link w:val="ab"/>
+    <w:uiPriority w:val="99"/>
+    <w:semiHidden/>
+    <w:unhideWhenUsed/>
+    <w:rsid w:val="00852DE5"/>
+    <w:pPr>
+      <w:spacing w:after="0" w:line="240" w:lineRule="auto"/>
+    </w:pPr>
+    <w:rPr>
+      <w:rFonts w:ascii="Segoe UI" w:hAnsi="Segoe UI" w:cs="Segoe UI"/>
+      <w:sz w:val="18"/>
+      <w:szCs w:val="18"/>
+    </w:rPr>
+  </w:style>
+  <w:style w:type="character" w:customStyle="1" w:styleId="ab">
+    <w:name w:val="Текст выноски Знак"/>
+    <w:basedOn w:val="a0"/>
+    <w:link w:val="aa"/>
+    <w:uiPriority w:val="99"/>
+    <w:semiHidden/>
+    <w:rsid w:val="00852DE5"/>
+    <w:rPr>
+      <w:rFonts w:ascii="Segoe UI" w:eastAsia="Calibri" w:hAnsi="Segoe UI" w:cs="Segoe UI"/>
+      <w:color w:val="000000"/>
+      <w:sz w:val="18"/>
+      <w:szCs w:val="18"/>
+    </w:rPr>
   </w:style>
 </w:styles>
 </file>
